--- a/_inbox/PDI/01-orquestracao-corporativa-n8n/atividade-4/7-apresentacao/pdi-orquestracao-corporativa-n8n-a4.docx
+++ b/_inbox/PDI/01-orquestracao-corporativa-n8n/atividade-4/7-apresentacao/pdi-orquestracao-corporativa-n8n-a4.docx
@@ -4,15 +4,89 @@
   <w:body>
     <w:p>
       <w:pPr>
-        <w:pStyle w:val="Title"/>
+        <w:jc w:val="center"/>
       </w:pPr>
       <w:r>
+        <w:rPr>
+          <w:b/>
+          <w:color w:val="8B4513"/>
+          <w:sz w:val="28"/>
+        </w:rPr>
+        <w:t>PDI</w:t>
+      </w:r>
+    </w:p>
+    <w:p>
+      <w:pPr>
+        <w:jc w:val="center"/>
+      </w:pPr>
+      <w:r>
+        <w:rPr>
+          <w:b/>
+          <w:sz w:val="46"/>
+        </w:rPr>
         <w:t>Observabilidade e Logs de Sincronizacao n8n-CRM</w:t>
       </w:r>
     </w:p>
     <w:p>
+      <w:pPr>
+        <w:jc w:val="center"/>
+      </w:pPr>
       <w:r>
-        <w:t>PDI Marcos Luciano - marcosluciano.rodrigues@v4company.com</w:t>
+        <w:rPr>
+          <w:color w:val="6B7A8A"/>
+          <w:sz w:val="24"/>
+        </w:rPr>
+        <w:t>Documento Tecnico de PDI</w:t>
+      </w:r>
+    </w:p>
+    <w:p>
+      <w:pPr>
+        <w:jc w:val="center"/>
+      </w:pPr>
+      <w:r>
+        <w:rPr>
+          <w:color w:val="495560"/>
+          <w:sz w:val="22"/>
+        </w:rPr>
+        <w:t>Autor: PDI Marcos Luciano - marcosluciano.rodrigues@v4company.com</w:t>
+        <w:br/>
+      </w:r>
+      <w:r>
+        <w:rPr>
+          <w:color w:val="495560"/>
+          <w:sz w:val="22"/>
+        </w:rPr>
+        <w:t>Unidade: FV Marketing / V4 Company, Automacao e Infraestrutura</w:t>
+        <w:br/>
+      </w:r>
+      <w:r>
+        <w:rPr>
+          <w:color w:val="495560"/>
+          <w:sz w:val="22"/>
+        </w:rPr>
+        <w:t>Data: Agosto 2026</w:t>
+        <w:br/>
+      </w:r>
+      <w:r>
+        <w:rPr>
+          <w:color w:val="495560"/>
+          <w:sz w:val="22"/>
+        </w:rPr>
+        <w:t>Area: Automacao e Infraestrutura</w:t>
+        <w:br/>
+      </w:r>
+      <w:r>
+        <w:rPr>
+          <w:color w:val="495560"/>
+          <w:sz w:val="22"/>
+        </w:rPr>
+        <w:t>Status: Entregue (desenvolvido)</w:t>
+        <w:br/>
+      </w:r>
+    </w:p>
+    <w:p>
+      <w:r>
+        <w:br w:type="page"/>
       </w:r>
     </w:p>
     <w:p>
@@ -20,17 +94,15 @@
         <w:pStyle w:val="Heading1"/>
       </w:pPr>
       <w:r>
+        <w:rPr>
+          <w:color w:val="8B4513"/>
+        </w:rPr>
         <w:t>1. Contexto</w:t>
       </w:r>
     </w:p>
     <w:p>
       <w:r>
-        <w:t>A FV usa 4 CRMs (Imobiliário, Saúde, Varejo, Serviços). Hoje cada time copia/cola o mesmo dado à mão e ninguém confia no número do outro. É o clássico "cada um tem a sua verdade" — e quando o dado diverge, a culpa cai no analytics.</w:t>
-      </w:r>
-    </w:p>
-    <w:p>
-      <w:r>
-        <w:t>Analogia do espelhoImagine 4 lojas na mesma rua, cada uma com um espelho distorcido. O cliente se olha em 4 lugares e vê 4 versões diferentes de si. Ninguém sabe qual é o rosto real. A sincronização é um único espelho verdadeiro que todas as lojas consultam.</w:t>
+        <w:t>A FV usa 4 CRMs (Imobiliario, Saude, Varejo, Servicos). Cada time copia o dado a mao e ninguem confia no numero do outro. Quando o dado diverge, a culpa cai no analytics.</w:t>
       </w:r>
     </w:p>
     <w:p>
@@ -38,22 +110,15 @@
         <w:pStyle w:val="Heading1"/>
       </w:pPr>
       <w:r>
-        <w:t>2. Diagnóstico</w:t>
+        <w:rPr>
+          <w:color w:val="8B4513"/>
+        </w:rPr>
+        <w:t>2. Diagnostico</w:t>
       </w:r>
     </w:p>
     <w:p>
       <w:r>
-        <w:t>Sem sincronização, o mesmo lead aparece com 3 e-mails e 2 telefones diferentes. Campanhas disparam 2x, o cliente recebe spam e a marca queima. O custo não é só operacional — é reputacional.</w:t>
-      </w:r>
-    </w:p>
-    <w:p>
-      <w:r>
-        <w:t>Inconsistência por CRM (registros duplicados/mês)JanFevMarAbrMaiJunJulAgoSetOutNovDezAntesDepoisTempo de conciliação manual (h/semana)JanFevMarAbrMaiJunJulAgoSetOutNovDezAntesDepois</w:t>
-      </w:r>
-    </w:p>
-    <w:p>
-      <w:r>
-        <w:t>Raiz do problema: cada CRM é fonte-de-verdade isolada. Não existe source of truth único, então a divergência é estrutural, não acidente.</w:t>
+        <w:t>Sem sincronizacao, o mesmo lead aparece com 3 e-mails e 2 telefones diferentes. Campanhas disparam 2x, o cliente recebe spam e a marca queima. Custo operacional e reputacional.</w:t>
       </w:r>
     </w:p>
     <w:p>
@@ -61,12 +126,15 @@
         <w:pStyle w:val="Heading1"/>
       </w:pPr>
       <w:r>
-        <w:t>3. Solução</w:t>
+        <w:rPr>
+          <w:color w:val="8B4513"/>
+        </w:rPr>
+        <w:t>3. Solucao</w:t>
       </w:r>
     </w:p>
     <w:p>
       <w:r>
-        <w:t>Criar um barramento n8n onde cada evento de CRM (criação/atualização de lead) publica num event bus com trace_id. Os outros 3 CRMs assinam e aplicam a mudança. Conflito? Vence o último-write-wins por trace_id + timestamp, com log auditável.</w:t>
+        <w:t>Barramento n8n onde cada evento publica com trace_id. Os outros 3 CRMs assinam e aplicam last-write-wins por trace_id mais timestamp, com log auditavel.</w:t>
       </w:r>
     </w:p>
     <w:p>
@@ -74,12 +142,220 @@
         <w:pStyle w:val="Heading1"/>
       </w:pPr>
       <w:r>
+        <w:rPr>
+          <w:color w:val="8B4513"/>
+        </w:rPr>
         <w:t>4. Como funciona (pipeline)</w:t>
       </w:r>
     </w:p>
+    <w:tbl>
+      <w:tblPr>
+        <w:tblStyle w:val="LightGrid-Accent1"/>
+        <w:tblW w:type="auto" w:w="0"/>
+        <w:jc w:val="center"/>
+        <w:tblLook w:firstColumn="1" w:firstRow="1" w:lastColumn="0" w:lastRow="0" w:noHBand="0" w:noVBand="1" w:val="04A0"/>
+      </w:tblPr>
+      <w:tblGrid>
+        <w:gridCol w:w="2946"/>
+        <w:gridCol w:w="2946"/>
+        <w:gridCol w:w="2946"/>
+      </w:tblGrid>
+      <w:tr>
+        <w:tc>
+          <w:tcPr>
+            <w:tcW w:type="dxa" w:w="2946"/>
+          </w:tcPr>
+          <w:p>
+            <w:r>
+              <w:t>Etapa</w:t>
+            </w:r>
+          </w:p>
+        </w:tc>
+        <w:tc>
+          <w:tcPr>
+            <w:tcW w:type="dxa" w:w="2946"/>
+          </w:tcPr>
+          <w:p>
+            <w:r>
+              <w:t>Responsavel</w:t>
+            </w:r>
+          </w:p>
+        </w:tc>
+        <w:tc>
+          <w:tcPr>
+            <w:tcW w:type="dxa" w:w="2946"/>
+          </w:tcPr>
+          <w:p>
+            <w:r>
+              <w:t>Detalhe</w:t>
+            </w:r>
+          </w:p>
+        </w:tc>
+      </w:tr>
+      <w:tr>
+        <w:tc>
+          <w:tcPr>
+            <w:tcW w:type="dxa" w:w="2946"/>
+          </w:tcPr>
+          <w:p>
+            <w:r>
+              <w:t>1. Webhook</w:t>
+            </w:r>
+          </w:p>
+        </w:tc>
+        <w:tc>
+          <w:tcPr>
+            <w:tcW w:type="dxa" w:w="2946"/>
+          </w:tcPr>
+          <w:p>
+            <w:r>
+              <w:t>CRM_A.lead.updated</w:t>
+            </w:r>
+          </w:p>
+        </w:tc>
+        <w:tc>
+          <w:tcPr>
+            <w:tcW w:type="dxa" w:w="2946"/>
+          </w:tcPr>
+          <w:p>
+            <w:r>
+              <w:t>Injeta trace_id (UUID) e ts</w:t>
+            </w:r>
+          </w:p>
+        </w:tc>
+      </w:tr>
+      <w:tr>
+        <w:tc>
+          <w:tcPr>
+            <w:tcW w:type="dxa" w:w="2946"/>
+          </w:tcPr>
+          <w:p>
+            <w:r>
+              <w:t>2. Normalizacao</w:t>
+            </w:r>
+          </w:p>
+        </w:tc>
+        <w:tc>
+          <w:tcPr>
+            <w:tcW w:type="dxa" w:w="2946"/>
+          </w:tcPr>
+          <w:p>
+            <w:r>
+              <w:t>map_fields()</w:t>
+            </w:r>
+          </w:p>
+        </w:tc>
+        <w:tc>
+          <w:tcPr>
+            <w:tcW w:type="dxa" w:w="2946"/>
+          </w:tcPr>
+          <w:p>
+            <w:r>
+              <w:t>E-mail minusculo, telefone E.164, sem e-mail descarta</w:t>
+            </w:r>
+          </w:p>
+        </w:tc>
+      </w:tr>
+      <w:tr>
+        <w:tc>
+          <w:tcPr>
+            <w:tcW w:type="dxa" w:w="2946"/>
+          </w:tcPr>
+          <w:p>
+            <w:r>
+              <w:t>3. Publish</w:t>
+            </w:r>
+          </w:p>
+        </w:tc>
+        <w:tc>
+          <w:tcPr>
+            <w:tcW w:type="dxa" w:w="2946"/>
+          </w:tcPr>
+          <w:p>
+            <w:r>
+              <w:t>event_bus.publish(trace_id)</w:t>
+            </w:r>
+          </w:p>
+        </w:tc>
+        <w:tc>
+          <w:tcPr>
+            <w:tcW w:type="dxa" w:w="2946"/>
+          </w:tcPr>
+          <w:p>
+            <w:r>
+              <w:t>Fan-out para 3 assinantes</w:t>
+            </w:r>
+          </w:p>
+        </w:tc>
+      </w:tr>
+      <w:tr>
+        <w:tc>
+          <w:tcPr>
+            <w:tcW w:type="dxa" w:w="2946"/>
+          </w:tcPr>
+          <w:p>
+            <w:r>
+              <w:t>4. Subscribe</w:t>
+            </w:r>
+          </w:p>
+        </w:tc>
+        <w:tc>
+          <w:tcPr>
+            <w:tcW w:type="dxa" w:w="2946"/>
+          </w:tcPr>
+          <w:p>
+            <w:r>
+              <w:t>CRM_B/C/D.apply()</w:t>
+            </w:r>
+          </w:p>
+        </w:tc>
+        <w:tc>
+          <w:tcPr>
+            <w:tcW w:type="dxa" w:w="2946"/>
+          </w:tcPr>
+          <w:p>
+            <w:r>
+              <w:t>Last-write-wins, idempotente</w:t>
+            </w:r>
+          </w:p>
+        </w:tc>
+      </w:tr>
+      <w:tr>
+        <w:tc>
+          <w:tcPr>
+            <w:tcW w:type="dxa" w:w="2946"/>
+          </w:tcPr>
+          <w:p>
+            <w:r>
+              <w:t>5. Log</w:t>
+            </w:r>
+          </w:p>
+        </w:tc>
+        <w:tc>
+          <w:tcPr>
+            <w:tcW w:type="dxa" w:w="2946"/>
+          </w:tcPr>
+          <w:p>
+            <w:r>
+              <w:t>trace_store.save()</w:t>
+            </w:r>
+          </w:p>
+        </w:tc>
+        <w:tc>
+          <w:tcPr>
+            <w:tcW w:type="dxa" w:w="2946"/>
+          </w:tcPr>
+          <w:p>
+            <w:r>
+              <w:t>Rastro completo para auditoria e rollback</w:t>
+            </w:r>
+          </w:p>
+        </w:tc>
+      </w:tr>
+    </w:tbl>
     <w:p>
       <w:r>
-        <w:t>[ver fluxo / gráfico no documento HTML]</w:t>
+        <w:t>Falha em 1 CRM: retry 3x com backoff, sem bloquear os demais (isolamento de falha).</w:t>
       </w:r>
     </w:p>
     <w:p>
@@ -87,41 +363,38 @@
         <w:pStyle w:val="Heading1"/>
       </w:pPr>
       <w:r>
+        <w:rPr>
+          <w:color w:val="8B4513"/>
+        </w:rPr>
         <w:t>5. Antes vs Depois</w:t>
       </w:r>
     </w:p>
     <w:tbl>
       <w:tblPr>
+        <w:tblStyle w:val="LightGrid-Accent1"/>
         <w:tblW w:type="auto" w:w="0"/>
+        <w:jc w:val="center"/>
         <w:tblLook w:firstColumn="1" w:firstRow="1" w:lastColumn="0" w:lastRow="0" w:noHBand="0" w:noVBand="1" w:val="04A0"/>
       </w:tblPr>
       <w:tblGrid>
-  </w:tblGrid>
-    </w:tbl>
-    <w:tbl>
-      <w:tblPr>
-        <w:tblW w:type="auto" w:w="0"/>
-        <w:tblLook w:firstColumn="1" w:firstRow="1" w:lastColumn="0" w:lastRow="0" w:noHBand="0" w:noVBand="1" w:val="04A0"/>
-      </w:tblPr>
-      <w:tblGrid>
-        <w:gridCol w:w="2880"/>
-        <w:gridCol w:w="2880"/>
-        <w:gridCol w:w="2880"/>
+        <w:gridCol w:w="2946"/>
+        <w:gridCol w:w="2946"/>
+        <w:gridCol w:w="2946"/>
       </w:tblGrid>
       <w:tr>
         <w:tc>
           <w:tcPr>
-            <w:tcW w:type="dxa" w:w="2880"/>
+            <w:tcW w:type="dxa" w:w="2946"/>
           </w:tcPr>
           <w:p>
             <w:r>
-              <w:t>Cenário</w:t>
+              <w:t>Cenario</w:t>
             </w:r>
           </w:p>
         </w:tc>
         <w:tc>
           <w:tcPr>
-            <w:tcW w:type="dxa" w:w="2880"/>
+            <w:tcW w:type="dxa" w:w="2946"/>
           </w:tcPr>
           <w:p>
             <w:r>
@@ -131,7 +404,7 @@
         </w:tc>
         <w:tc>
           <w:tcPr>
-            <w:tcW w:type="dxa" w:w="2880"/>
+            <w:tcW w:type="dxa" w:w="2946"/>
           </w:tcPr>
           <w:p>
             <w:r>
@@ -143,7 +416,7 @@
       <w:tr>
         <w:tc>
           <w:tcPr>
-            <w:tcW w:type="dxa" w:w="2880"/>
+            <w:tcW w:type="dxa" w:w="2946"/>
           </w:tcPr>
           <w:p>
             <w:r>
@@ -153,17 +426,17 @@
         </w:tc>
         <w:tc>
           <w:tcPr>
-            <w:tcW w:type="dxa" w:w="2880"/>
+            <w:tcW w:type="dxa" w:w="2946"/>
           </w:tcPr>
           <w:p>
             <w:r>
-              <w:t>Surge e ninguém vê</w:t>
+              <w:t>Surge e ninguem ve</w:t>
             </w:r>
           </w:p>
         </w:tc>
         <w:tc>
           <w:tcPr>
-            <w:tcW w:type="dxa" w:w="2880"/>
+            <w:tcW w:type="dxa" w:w="2946"/>
           </w:tcPr>
           <w:p>
             <w:r>
@@ -175,7 +448,7 @@
       <w:tr>
         <w:tc>
           <w:tcPr>
-            <w:tcW w:type="dxa" w:w="2880"/>
+            <w:tcW w:type="dxa" w:w="2946"/>
           </w:tcPr>
           <w:p>
             <w:r>
@@ -185,7 +458,7 @@
         </w:tc>
         <w:tc>
           <w:tcPr>
-            <w:tcW w:type="dxa" w:w="2880"/>
+            <w:tcW w:type="dxa" w:w="2946"/>
           </w:tcPr>
           <w:p>
             <w:r>
@@ -195,7 +468,7 @@
         </w:tc>
         <w:tc>
           <w:tcPr>
-            <w:tcW w:type="dxa" w:w="2880"/>
+            <w:tcW w:type="dxa" w:w="2946"/>
           </w:tcPr>
           <w:p>
             <w:r>
@@ -207,7 +480,7 @@
       <w:tr>
         <w:tc>
           <w:tcPr>
-            <w:tcW w:type="dxa" w:w="2880"/>
+            <w:tcW w:type="dxa" w:w="2946"/>
           </w:tcPr>
           <w:p>
             <w:r>
@@ -217,7 +490,7 @@
         </w:tc>
         <w:tc>
           <w:tcPr>
-            <w:tcW w:type="dxa" w:w="2880"/>
+            <w:tcW w:type="dxa" w:w="2946"/>
           </w:tcPr>
           <w:p>
             <w:r>
@@ -227,7 +500,7 @@
         </w:tc>
         <w:tc>
           <w:tcPr>
-            <w:tcW w:type="dxa" w:w="2880"/>
+            <w:tcW w:type="dxa" w:w="2946"/>
           </w:tcPr>
           <w:p>
             <w:r>
@@ -239,7 +512,7 @@
       <w:tr>
         <w:tc>
           <w:tcPr>
-            <w:tcW w:type="dxa" w:w="2880"/>
+            <w:tcW w:type="dxa" w:w="2946"/>
           </w:tcPr>
           <w:p>
             <w:r>
@@ -249,7 +522,7 @@
         </w:tc>
         <w:tc>
           <w:tcPr>
-            <w:tcW w:type="dxa" w:w="2880"/>
+            <w:tcW w:type="dxa" w:w="2946"/>
           </w:tcPr>
           <w:p>
             <w:r>
@@ -259,7 +532,7 @@
         </w:tc>
         <w:tc>
           <w:tcPr>
-            <w:tcW w:type="dxa" w:w="2880"/>
+            <w:tcW w:type="dxa" w:w="2946"/>
           </w:tcPr>
           <w:p>
             <w:r>
@@ -274,6 +547,9 @@
         <w:pStyle w:val="Heading1"/>
       </w:pPr>
       <w:r>
+        <w:rPr>
+          <w:color w:val="8B4513"/>
+        </w:rPr>
         <w:t>6. Entregas</w:t>
       </w:r>
     </w:p>
@@ -282,7 +558,7 @@
         <w:pStyle w:val="ListBullet"/>
       </w:pPr>
       <w:r>
-        <w:t>Workflow 01-sync-4crm.json: orquestração com trace_id e idempotência.</w:t>
+        <w:t>Workflow 01-sync-4crm.json: orquestracao com trace_id e idempotencia.</w:t>
       </w:r>
     </w:p>
     <w:p>
@@ -306,7 +582,7 @@
         <w:pStyle w:val="ListBullet"/>
       </w:pPr>
       <w:r>
-        <w:t>Dashboard de divergência (antes/depois) em tempo real.</w:t>
+        <w:t>Dashboard de divergencia (antes/depois) em tempo real.</w:t>
       </w:r>
     </w:p>
     <w:p>
@@ -314,17 +590,156 @@
         <w:pStyle w:val="Heading1"/>
       </w:pPr>
       <w:r>
-        <w:t>7. Métricas</w:t>
+        <w:rPr>
+          <w:color w:val="8B4513"/>
+        </w:rPr>
+        <w:t>7. Metricas</w:t>
       </w:r>
     </w:p>
+    <w:tbl>
+      <w:tblPr>
+        <w:tblStyle w:val="LightGrid-Accent1"/>
+        <w:tblW w:type="auto" w:w="0"/>
+        <w:jc w:val="center"/>
+        <w:tblLook w:firstColumn="1" w:firstRow="1" w:lastColumn="0" w:lastRow="0" w:noHBand="0" w:noVBand="1" w:val="04A0"/>
+      </w:tblPr>
+      <w:tblGrid>
+        <w:gridCol w:w="2946"/>
+        <w:gridCol w:w="2946"/>
+        <w:gridCol w:w="2946"/>
+      </w:tblGrid>
+      <w:tr>
+        <w:tc>
+          <w:tcPr>
+            <w:tcW w:type="dxa" w:w="2946"/>
+          </w:tcPr>
+          <w:p>
+            <w:r>
+              <w:t>Cenario</w:t>
+            </w:r>
+          </w:p>
+        </w:tc>
+        <w:tc>
+          <w:tcPr>
+            <w:tcW w:type="dxa" w:w="2946"/>
+          </w:tcPr>
+          <w:p>
+            <w:r>
+              <w:t>Antes</w:t>
+            </w:r>
+          </w:p>
+        </w:tc>
+        <w:tc>
+          <w:tcPr>
+            <w:tcW w:type="dxa" w:w="2946"/>
+          </w:tcPr>
+          <w:p>
+            <w:r>
+              <w:t>Depois</w:t>
+            </w:r>
+          </w:p>
+        </w:tc>
+      </w:tr>
+      <w:tr>
+        <w:tc>
+          <w:tcPr>
+            <w:tcW w:type="dxa" w:w="2946"/>
+          </w:tcPr>
+          <w:p>
+            <w:r>
+              <w:t>Deteccao de falha de sync</w:t>
+            </w:r>
+          </w:p>
+        </w:tc>
+        <w:tc>
+          <w:tcPr>
+            <w:tcW w:type="dxa" w:w="2946"/>
+          </w:tcPr>
+          <w:p>
+            <w:r>
+              <w:t>Dias</w:t>
+            </w:r>
+          </w:p>
+        </w:tc>
+        <w:tc>
+          <w:tcPr>
+            <w:tcW w:type="dxa" w:w="2946"/>
+          </w:tcPr>
+          <w:p>
+            <w:r>
+              <w:t>&lt; 1 min</w:t>
+            </w:r>
+          </w:p>
+        </w:tc>
+      </w:tr>
+      <w:tr>
+        <w:tc>
+          <w:tcPr>
+            <w:tcW w:type="dxa" w:w="2946"/>
+          </w:tcPr>
+          <w:p>
+            <w:r>
+              <w:t>Visibilidade por CRM</w:t>
+            </w:r>
+          </w:p>
+        </w:tc>
+        <w:tc>
+          <w:tcPr>
+            <w:tcW w:type="dxa" w:w="2946"/>
+          </w:tcPr>
+          <w:p>
+            <w:r>
+              <w:t>0%</w:t>
+            </w:r>
+          </w:p>
+        </w:tc>
+        <w:tc>
+          <w:tcPr>
+            <w:tcW w:type="dxa" w:w="2946"/>
+          </w:tcPr>
+          <w:p>
+            <w:r>
+              <w:t>100%</w:t>
+            </w:r>
+          </w:p>
+        </w:tc>
+      </w:tr>
+      <w:tr>
+        <w:tc>
+          <w:tcPr>
+            <w:tcW w:type="dxa" w:w="2946"/>
+          </w:tcPr>
+          <w:p>
+            <w:r>
+              <w:t>Retrabalho semanal</w:t>
+            </w:r>
+          </w:p>
+        </w:tc>
+        <w:tc>
+          <w:tcPr>
+            <w:tcW w:type="dxa" w:w="2946"/>
+          </w:tcPr>
+          <w:p>
+            <w:r>
+              <w:t>~50h/sem</w:t>
+            </w:r>
+          </w:p>
+        </w:tc>
+        <w:tc>
+          <w:tcPr>
+            <w:tcW w:type="dxa" w:w="2946"/>
+          </w:tcPr>
+          <w:p>
+            <w:r>
+              <w:t>~1h/sem</w:t>
+            </w:r>
+          </w:p>
+        </w:tc>
+      </w:tr>
+    </w:tbl>
     <w:p>
       <w:r>
-        <w:t>Divergência resolvida (%)S1S2S3S4S5S6S7S8S9S10S11S12Semana 1</w:t>
-      </w:r>
-    </w:p>
-    <w:p>
-      <w:r>
-        <w:t>Meta: 99% dos leads com fonte-única até o fim do trimestre, com zero disparo duplicado.</w:t>
+        <w:t>Meta: 99% dos leads com fonte unica ate o fim do trimestre, com zero disparo duplicado.</w:t>
       </w:r>
     </w:p>
     <w:p>
@@ -332,17 +747,130 @@
         <w:pStyle w:val="Heading1"/>
       </w:pPr>
       <w:r>
-        <w:t>8. Status final</w:t>
+        <w:rPr>
+          <w:color w:val="8B4513"/>
+        </w:rPr>
+        <w:t>8. Decisoes e tradeoffs</w:t>
+      </w:r>
+    </w:p>
+    <w:p>
+      <w:pPr>
+        <w:pStyle w:val="ListBullet"/>
+      </w:pPr>
+      <w:r>
+        <w:t>Log estruturado JSON com trace_id mais painel SQL em vez de APM pago (ADR-011): simples e sem custo, com consulta manual como tradeoff. Contador no n8n foi rejeitado e Datadog ficou como evolucao futura.</w:t>
+      </w:r>
+    </w:p>
+    <w:p>
+      <w:pPr>
+        <w:pStyle w:val="ListBullet"/>
+      </w:pPr>
+      <w:r>
+        <w:t>trace_id com cobertura de 100%: liga trigger, execucao e escrita no CRM. Exige injetar trace_id e timestamp em todo evento e normalizar campos, com descarte quando falta e-mail.</w:t>
+      </w:r>
+    </w:p>
+    <w:p>
+      <w:pPr>
+        <w:pStyle w:val="ListBullet"/>
+      </w:pPr>
+      <w:r>
+        <w:t>Barramento com fan-out para 3 CRMs e last-write-wins por trace_id mais timestamp: conflito vira log auditavel com rollback via trace_store.</w:t>
+      </w:r>
+    </w:p>
+    <w:p>
+      <w:pPr>
+        <w:pStyle w:val="ListBullet"/>
+      </w:pPr>
+      <w:r>
+        <w:t>Isolamento de falha com retry de 3x e backoff por CRM: falha em 1 CRM nao bloqueia os outros, com consistencia eventual temporaria.</w:t>
+      </w:r>
+    </w:p>
+    <w:p>
+      <w:pPr>
+        <w:pStyle w:val="ListBullet"/>
+      </w:pPr>
+      <w:r>
+        <w:t>Alerta acima de 2% em 5 min com piloto em 1 integracao por 1 semana antes de expandir para 12: evita ruido com nivel e amostragem e protege PII com mascara de e-mail e CNPJ.</w:t>
+      </w:r>
+    </w:p>
+    <w:p>
+      <w:pPr>
+        <w:pStyle w:val="Heading1"/>
+      </w:pPr>
+      <w:r>
+        <w:rPr>
+          <w:color w:val="8B4513"/>
+        </w:rPr>
+        <w:t>9. Impacto no negocio</w:t>
       </w:r>
     </w:p>
     <w:p>
       <w:r>
-        <w:t>NÃO publicado — Desenvolvido e em homologação. Aguarda revisão do time de dados antes de ir a produção.</w:t>
+        <w:t>Hoje 12 integracoes com 4 CRMs so mostram erro quando o cliente reclama, dias depois, com lead duplicado (3 e-mails e 2 telefones), disparo duplo e retrabalho de cerca de 50h por semana em conciliacao manual. Com contrato de log, painel por trace_id e alerta em menos de 1 min, a meta e MTTR abaixo de 15 min, visibilidade de 0% para 100% por CRM e retrabalho de 50h para cerca de 1h por semana, mirando 99% dos leads com fonte unica e zero disparo duplicado. Isso corta custo operacional direto e risco reputacional de spam.</w:t>
+      </w:r>
+    </w:p>
+    <w:p>
+      <w:pPr>
+        <w:pStyle w:val="Heading1"/>
+      </w:pPr>
+      <w:r>
+        <w:rPr>
+          <w:color w:val="8B4513"/>
+        </w:rPr>
+        <w:t>10. Referencias de estudo</w:t>
+      </w:r>
+    </w:p>
+    <w:p>
+      <w:pPr>
+        <w:pStyle w:val="ListBullet"/>
+      </w:pPr>
+      <w:r>
+        <w:t>Curso: Observabilidade na Pratica, logs, metricas e traces, na Alura.</w:t>
+      </w:r>
+    </w:p>
+    <w:p>
+      <w:pPr>
+        <w:pStyle w:val="ListBullet"/>
+      </w:pPr>
+      <w:r>
+        <w:t>Video: Distributed Tracing Explained, trace_id e correlacao, no YouTube, canal CNCF.</w:t>
+      </w:r>
+    </w:p>
+    <w:p>
+      <w:pPr>
+        <w:pStyle w:val="ListBullet"/>
+      </w:pPr>
+      <w:r>
+        <w:t>Doc: n8n Docs, Logging and observability, na plataforma n8n Docs.</w:t>
+      </w:r>
+    </w:p>
+    <w:p>
+      <w:pPr>
+        <w:pStyle w:val="ListBullet"/>
+      </w:pPr>
+      <w:r>
+        <w:t>Doc: PostgreSQL Docs, Views and JSON functions, na plataforma PostgreSQL Docs.</w:t>
+      </w:r>
+    </w:p>
+    <w:p>
+      <w:pPr>
+        <w:pStyle w:val="Heading1"/>
+      </w:pPr>
+      <w:r>
+        <w:rPr>
+          <w:color w:val="8B4513"/>
+        </w:rPr>
+        <w:t>11. Status final</w:t>
+      </w:r>
+    </w:p>
+    <w:p>
+      <w:r>
+        <w:t>NAO publicado: desenvolvido e em homologacao. Aguarda revisao do time de dados antes de ir a producao.</w:t>
       </w:r>
     </w:p>
     <w:sectPr>
       <w:pgSz w:w="12240" w:h="15840"/>
-      <w:pgMar w:top="1440" w:right="1800" w:bottom="1440" w:left="1800" w:header="720" w:footer="720" w:gutter="0"/>
+      <w:pgMar w:top="1417" w:right="1701" w:bottom="1417" w:left="1701" w:header="720" w:footer="720" w:gutter="0"/>
       <w:cols w:space="720"/>
       <w:docGrid w:linePitch="360"/>
     </w:sectPr>
@@ -713,6 +1241,10 @@
     <w:name w:val="Normal"/>
     <w:qFormat/>
     <w:rsid w:val="00FC693F"/>
+    <w:rPr>
+      <w:rFonts w:ascii="Calibri" w:hAnsi="Calibri"/>
+      <w:sz w:val="22"/>
+    </w:rPr>
   </w:style>
   <w:style w:type="paragraph" w:styleId="Header">
     <w:name w:val="header"/>

--- a/_inbox/PDI/01-orquestracao-corporativa-n8n/atividade-4/7-apresentacao/pdi-orquestracao-corporativa-n8n-a4.docx
+++ b/_inbox/PDI/01-orquestracao-corporativa-n8n/atividade-4/7-apresentacao/pdi-orquestracao-corporativa-n8n-a4.docx
@@ -24,7 +24,7 @@
           <w:b/>
           <w:sz w:val="46"/>
         </w:rPr>
-        <w:t>Observabilidade e Logs de Sincronizacao n8n-CRM</w:t>
+        <w:t>Observabilidade e Logs de Sincronização n8n-CRM</w:t>
       </w:r>
     </w:p>
     <w:p>
@@ -36,7 +36,7 @@
           <w:color w:val="6B7A8A"/>
           <w:sz w:val="24"/>
         </w:rPr>
-        <w:t>Documento Tecnico de PDI</w:t>
+        <w:t>Documento Técnico de PDI</w:t>
       </w:r>
     </w:p>
     <w:p>
@@ -56,7 +56,7 @@
           <w:color w:val="495560"/>
           <w:sz w:val="22"/>
         </w:rPr>
-        <w:t>Unidade: FV Marketing / V4 Company, Automacao e Infraestrutura</w:t>
+        <w:t>Unidade: FV Marketing / V4 Company, Automação e Infraestrutura</w:t>
         <w:br/>
       </w:r>
       <w:r>
@@ -72,7 +72,7 @@
           <w:color w:val="495560"/>
           <w:sz w:val="22"/>
         </w:rPr>
-        <w:t>Area: Automacao e Infraestrutura</w:t>
+        <w:t>Área: Automação e Infraestrutura</w:t>
         <w:br/>
       </w:r>
       <w:r>
@@ -102,7 +102,7 @@
     </w:p>
     <w:p>
       <w:r>
-        <w:t>A FV usa 4 CRMs (Imobiliario, Saude, Varejo, Servicos). Cada time copia o dado a mao e ninguem confia no numero do outro. Quando o dado diverge, a culpa cai no analytics.</w:t>
+        <w:t>A FV usa 4 CRMs (Imobiliário, Saúde, Varejo, Serviços). Cada time copia o dado a mão e ninguém confia no número do outro. Quando o dado diverge, a culpa cai no analytics.</w:t>
       </w:r>
     </w:p>
     <w:p>
@@ -113,12 +113,12 @@
         <w:rPr>
           <w:color w:val="8B4513"/>
         </w:rPr>
-        <w:t>2. Diagnostico</w:t>
+        <w:t>2. Diagnóstico</w:t>
       </w:r>
     </w:p>
     <w:p>
       <w:r>
-        <w:t>Sem sincronizacao, o mesmo lead aparece com 3 e-mails e 2 telefones diferentes. Campanhas disparam 2x, o cliente recebe spam e a marca queima. Custo operacional e reputacional.</w:t>
+        <w:t>Sem sincronização, o mesmo lead aparece com 3 e-mails e 2 telefones diferentes. Campanhas disparam 2x, o cliente recebe spam e a marca queima. Custo operacional e reputacional.</w:t>
       </w:r>
     </w:p>
     <w:p>
@@ -129,12 +129,12 @@
         <w:rPr>
           <w:color w:val="8B4513"/>
         </w:rPr>
-        <w:t>3. Solucao</w:t>
+        <w:t>3. Solução</w:t>
       </w:r>
     </w:p>
     <w:p>
       <w:r>
-        <w:t>Barramento n8n onde cada evento publica com trace_id. Os outros 3 CRMs assinam e aplicam last-write-wins por trace_id mais timestamp, com log auditavel.</w:t>
+        <w:t>Barramento n8n onde cada evento publica com trace_id. Os outros 3 CRMs assinam e aplicam last-write-wins por trace_id mais timestamp, com log auditável.</w:t>
       </w:r>
     </w:p>
     <w:p>
@@ -177,7 +177,7 @@
           </w:tcPr>
           <w:p>
             <w:r>
-              <w:t>Responsavel</w:t>
+              <w:t>Responsável</w:t>
             </w:r>
           </w:p>
         </w:tc>
@@ -231,7 +231,7 @@
           </w:tcPr>
           <w:p>
             <w:r>
-              <w:t>2. Normalizacao</w:t>
+              <w:t>2. Normalização</w:t>
             </w:r>
           </w:p>
         </w:tc>
@@ -251,7 +251,7 @@
           </w:tcPr>
           <w:p>
             <w:r>
-              <w:t>E-mail minusculo, telefone E.164, sem e-mail descarta</w:t>
+              <w:t>E-mail minúsculo, telefone E.164, sem e-mail descarta</w:t>
             </w:r>
           </w:p>
         </w:tc>
@@ -388,7 +388,7 @@
           </w:tcPr>
           <w:p>
             <w:r>
-              <w:t>Cenario</w:t>
+              <w:t>Cenário</w:t>
             </w:r>
           </w:p>
         </w:tc>
@@ -430,7 +430,7 @@
           </w:tcPr>
           <w:p>
             <w:r>
-              <w:t>Surge e ninguem ve</w:t>
+              <w:t>Surge e ninguém vê</w:t>
             </w:r>
           </w:p>
         </w:tc>
@@ -558,7 +558,7 @@
         <w:pStyle w:val="ListBullet"/>
       </w:pPr>
       <w:r>
-        <w:t>Workflow 01-sync-4crm.json: orquestracao com trace_id e idempotencia.</w:t>
+        <w:t>Workflow 01-sync-4crm.json: orquestração com trace_id e idempotência.</w:t>
       </w:r>
     </w:p>
     <w:p>
@@ -582,7 +582,7 @@
         <w:pStyle w:val="ListBullet"/>
       </w:pPr>
       <w:r>
-        <w:t>Dashboard de divergencia (antes/depois) em tempo real.</w:t>
+        <w:t>Dashboard de divergência (antes/depois) em tempo real.</w:t>
       </w:r>
     </w:p>
     <w:p>
@@ -593,7 +593,7 @@
         <w:rPr>
           <w:color w:val="8B4513"/>
         </w:rPr>
-        <w:t>7. Metricas</w:t>
+        <w:t>7. Métricas</w:t>
       </w:r>
     </w:p>
     <w:tbl>
@@ -615,7 +615,7 @@
           </w:tcPr>
           <w:p>
             <w:r>
-              <w:t>Cenario</w:t>
+              <w:t>Cenário</w:t>
             </w:r>
           </w:p>
         </w:tc>
@@ -647,7 +647,7 @@
           </w:tcPr>
           <w:p>
             <w:r>
-              <w:t>Deteccao de falha de sync</w:t>
+              <w:t>Detecção de falha de sync</w:t>
             </w:r>
           </w:p>
         </w:tc>
@@ -739,7 +739,7 @@
     </w:tbl>
     <w:p>
       <w:r>
-        <w:t>Meta: 99% dos leads com fonte unica ate o fim do trimestre, com zero disparo duplicado.</w:t>
+        <w:t>Meta: 99% dos leads com fonte única até o fim do trimestre, com zero disparo duplicado.</w:t>
       </w:r>
     </w:p>
     <w:p>
@@ -750,7 +750,7 @@
         <w:rPr>
           <w:color w:val="8B4513"/>
         </w:rPr>
-        <w:t>8. Decisoes e tradeoffs</w:t>
+        <w:t>8. Decisões e tradeoffs</w:t>
       </w:r>
     </w:p>
     <w:p>
@@ -758,7 +758,7 @@
         <w:pStyle w:val="ListBullet"/>
       </w:pPr>
       <w:r>
-        <w:t>Log estruturado JSON com trace_id mais painel SQL em vez de APM pago (ADR-011): simples e sem custo, com consulta manual como tradeoff. Contador no n8n foi rejeitado e Datadog ficou como evolucao futura.</w:t>
+        <w:t>Log estruturado JSON com trace_id mais painel SQL em vez de APM pago (ADR-011): simples e sem custo, com consulta manual como tradeoff. Contador no n8n foi rejeitado e Datadog ficou como evolução futura.</w:t>
       </w:r>
     </w:p>
     <w:p>
@@ -766,7 +766,7 @@
         <w:pStyle w:val="ListBullet"/>
       </w:pPr>
       <w:r>
-        <w:t>trace_id com cobertura de 100%: liga trigger, execucao e escrita no CRM. Exige injetar trace_id e timestamp em todo evento e normalizar campos, com descarte quando falta e-mail.</w:t>
+        <w:t>trace_id com cobertura de 100%: liga trigger, execução e escrita no CRM. Exige injetar trace_id e timestamp em todo evento e normalizar campos, com descarte quando falta e-mail.</w:t>
       </w:r>
     </w:p>
     <w:p>
@@ -774,7 +774,7 @@
         <w:pStyle w:val="ListBullet"/>
       </w:pPr>
       <w:r>
-        <w:t>Barramento com fan-out para 3 CRMs e last-write-wins por trace_id mais timestamp: conflito vira log auditavel com rollback via trace_store.</w:t>
+        <w:t>Barramento com fan-out para 3 CRMs e last-write-wins por trace_id mais timestamp: conflito vira log auditável com rollback via trace_store.</w:t>
       </w:r>
     </w:p>
     <w:p>
@@ -782,7 +782,7 @@
         <w:pStyle w:val="ListBullet"/>
       </w:pPr>
       <w:r>
-        <w:t>Isolamento de falha com retry de 3x e backoff por CRM: falha em 1 CRM nao bloqueia os outros, com consistencia eventual temporaria.</w:t>
+        <w:t>Isolamento de falha com retry de 3x e backoff por CRM: falha em 1 CRM não bloqueia os outros, com consistência eventual temporária.</w:t>
       </w:r>
     </w:p>
     <w:p>
@@ -790,7 +790,7 @@
         <w:pStyle w:val="ListBullet"/>
       </w:pPr>
       <w:r>
-        <w:t>Alerta acima de 2% em 5 min com piloto em 1 integracao por 1 semana antes de expandir para 12: evita ruido com nivel e amostragem e protege PII com mascara de e-mail e CNPJ.</w:t>
+        <w:t>Alerta acima de 2% em 5 min com piloto em 1 integração por 1 semana antes de expandir para 12: evita ruído com nível e amostragem e protege PII com máscara de e-mail e CNPJ.</w:t>
       </w:r>
     </w:p>
     <w:p>
@@ -801,12 +801,12 @@
         <w:rPr>
           <w:color w:val="8B4513"/>
         </w:rPr>
-        <w:t>9. Impacto no negocio</w:t>
+        <w:t>9. Impacto no negócio</w:t>
       </w:r>
     </w:p>
     <w:p>
       <w:r>
-        <w:t>Hoje 12 integracoes com 4 CRMs so mostram erro quando o cliente reclama, dias depois, com lead duplicado (3 e-mails e 2 telefones), disparo duplo e retrabalho de cerca de 50h por semana em conciliacao manual. Com contrato de log, painel por trace_id e alerta em menos de 1 min, a meta e MTTR abaixo de 15 min, visibilidade de 0% para 100% por CRM e retrabalho de 50h para cerca de 1h por semana, mirando 99% dos leads com fonte unica e zero disparo duplicado. Isso corta custo operacional direto e risco reputacional de spam.</w:t>
+        <w:t>Hoje 12 integrações com 4 CRMs só mostram erro quando o cliente reclama, dias depois, com lead duplicado (3 e-mails e 2 telefones), disparo duplo e retrabalho de cerca de 50h por semana em conciliação manual. Com contrato de log, painel por trace_id e alerta em menos de 1 min, a meta e MTTR abaixo de 15 min, visibilidade de 0% para 100% por CRM e retrabalho de 50h para cerca de 1h por semana, mirando 99% dos leads com fonte única e zero disparo duplicado. Isso corta custo operacional direto e risco reputacional de spam.</w:t>
       </w:r>
     </w:p>
     <w:p>
@@ -817,7 +817,7 @@
         <w:rPr>
           <w:color w:val="8B4513"/>
         </w:rPr>
-        <w:t>10. Referencias de estudo</w:t>
+        <w:t>10. Referências de estudo</w:t>
       </w:r>
     </w:p>
     <w:p>
@@ -825,7 +825,7 @@
         <w:pStyle w:val="ListBullet"/>
       </w:pPr>
       <w:r>
-        <w:t>Curso: Observabilidade na Pratica, logs, metricas e traces, na Alura.</w:t>
+        <w:t>Curso: Observabilidade na Prática, logs, métricas e traces, na Alura.</w:t>
       </w:r>
     </w:p>
     <w:p>
@@ -833,7 +833,7 @@
         <w:pStyle w:val="ListBullet"/>
       </w:pPr>
       <w:r>
-        <w:t>Video: Distributed Tracing Explained, trace_id e correlacao, no YouTube, canal CNCF.</w:t>
+        <w:t>Vídeo: Distributed Tracing Explained, trace_id e correlação, no YouTube, canal CNCF.</w:t>
       </w:r>
     </w:p>
     <w:p>
@@ -865,7 +865,7 @@
     </w:p>
     <w:p>
       <w:r>
-        <w:t>NAO publicado: desenvolvido e em homologacao. Aguarda revisao do time de dados antes de ir a producao.</w:t>
+        <w:t>NÃO publicado: desenvolvido e em homologação. Aguarda revisão do time de dados antes de ir a produção.</w:t>
       </w:r>
     </w:p>
     <w:sectPr>
